--- a/thesis/2026_М_ПІ_ІПЗм-24-1_Нестеренко_В_В_рецензія_зовнішня.docx
+++ b/thesis/2026_М_ПІ_ІПЗм-24-1_Нестеренко_В_В_рецензія_зовнішня.docx
@@ -97,74 +97,7 @@
         <w:rPr>
           <w:sz w:val="24"/>
         </w:rPr>
-        <w:t>групи ІПЗм-23-2 Ромашова Володимира Вадимовича спеціальність</w:t>
-      </w:r>
-      <w:r>
-        <w:rPr>
-          <w:spacing w:val="-5"/>
-          <w:sz w:val="24"/>
-        </w:rPr>
-        <w:t xml:space="preserve"> </w:t>
-      </w:r>
-      <w:r>
-        <w:rPr>
-          <w:b/>
-          <w:sz w:val="24"/>
-        </w:rPr>
-        <w:t>–</w:t>
-      </w:r>
-      <w:r>
-        <w:rPr>
-          <w:b/>
-          <w:spacing w:val="-7"/>
-          <w:sz w:val="24"/>
-        </w:rPr>
-        <w:t xml:space="preserve"> </w:t>
-      </w:r>
-      <w:r>
-        <w:rPr>
-          <w:sz w:val="24"/>
-        </w:rPr>
-        <w:t>121-</w:t>
-      </w:r>
-      <w:r>
-        <w:rPr>
-          <w:spacing w:val="-8"/>
-          <w:sz w:val="24"/>
-        </w:rPr>
-        <w:t xml:space="preserve"> </w:t>
-      </w:r>
-      <w:r>
-        <w:rPr>
-          <w:sz w:val="24"/>
-        </w:rPr>
-        <w:t>Інженерія</w:t>
-      </w:r>
-      <w:r>
-        <w:rPr>
-          <w:spacing w:val="-7"/>
-          <w:sz w:val="24"/>
-        </w:rPr>
-        <w:t xml:space="preserve"> </w:t>
-      </w:r>
-      <w:r>
-        <w:rPr>
-          <w:sz w:val="24"/>
-        </w:rPr>
-        <w:t>програмного</w:t>
-      </w:r>
-      <w:r>
-        <w:rPr>
-          <w:spacing w:val="-7"/>
-          <w:sz w:val="24"/>
-        </w:rPr>
-        <w:t xml:space="preserve"> </w:t>
-      </w:r>
-      <w:r>
-        <w:rPr>
-          <w:sz w:val="24"/>
-        </w:rPr>
-        <w:t>забезпечення</w:t>
+        <w:t>групи ІПЗм-24-1 Нестеренка Віталія Вячеславовича спеціальність – 121- Інженерія програмного забезпечення</w:t>
       </w:r>
     </w:p>
     <w:p>
@@ -178,60 +111,7 @@
         <w:rPr>
           <w:sz w:val="24"/>
         </w:rPr>
-        <w:t>освітньо-наукова</w:t>
-      </w:r>
-      <w:r>
-        <w:rPr>
-          <w:spacing w:val="-8"/>
-          <w:sz w:val="24"/>
-        </w:rPr>
-        <w:t xml:space="preserve"> </w:t>
-      </w:r>
-      <w:r>
-        <w:rPr>
-          <w:sz w:val="24"/>
-        </w:rPr>
-        <w:t>програма</w:t>
-      </w:r>
-      <w:r>
-        <w:rPr>
-          <w:spacing w:val="-1"/>
-          <w:sz w:val="24"/>
-        </w:rPr>
-        <w:t xml:space="preserve"> </w:t>
-      </w:r>
-      <w:r>
-        <w:rPr>
-          <w:sz w:val="24"/>
-        </w:rPr>
-        <w:t>«Інженерія</w:t>
-      </w:r>
-      <w:r>
-        <w:rPr>
-          <w:spacing w:val="-5"/>
-          <w:sz w:val="24"/>
-        </w:rPr>
-        <w:t xml:space="preserve"> </w:t>
-      </w:r>
-      <w:r>
-        <w:rPr>
-          <w:sz w:val="24"/>
-        </w:rPr>
-        <w:t>програмного</w:t>
-      </w:r>
-      <w:r>
-        <w:rPr>
-          <w:spacing w:val="-5"/>
-          <w:sz w:val="24"/>
-        </w:rPr>
-        <w:t xml:space="preserve"> </w:t>
-      </w:r>
-      <w:r>
-        <w:rPr>
-          <w:spacing w:val="-2"/>
-          <w:sz w:val="24"/>
-        </w:rPr>
-        <w:t>забезпечення»</w:t>
+        <w:t>освітньо-наукова програма «Інженерія програмного забезпечення»</w:t>
       </w:r>
     </w:p>
     <w:p>
@@ -265,22 +145,7 @@
           <w:sz w:val="24"/>
           <w:u w:val="single"/>
         </w:rPr>
-        <w:t>«</w:t>
-      </w:r>
-      <w:r>
-        <w:rPr>
-          <w:sz w:val="24"/>
-          <w:u w:val="single"/>
-        </w:rPr>
-        <w:t>Дослідження алгоритмів розпізнавання рухів для мобільних застосунків, призначених для відстеження фізичної активності користувачів</w:t>
-      </w:r>
-      <w:r>
-        <w:rPr>
-          <w:spacing w:val="-2"/>
-          <w:sz w:val="24"/>
-          <w:u w:val="single"/>
-        </w:rPr>
-        <w:t>»</w:t>
+        <w:t>«Дослідження моделей векторних ембеддінгів для семантичного пошуку текстових даних у корпоративних базах знань»</w:t>
       </w:r>
     </w:p>
     <w:p>
@@ -515,25 +380,7 @@
         <w:rPr>
           <w:sz w:val="24"/>
         </w:rPr>
-        <w:t>З урахуванням складності, робота відповідає вимогам до кваліфікаційної роботи магістра та має потенціал щодо впровадження результатів роботи на практиці у галузі мобільних технологій, цифрової медицини</w:t>
-      </w:r>
-      <w:r>
-        <w:rPr>
-          <w:sz w:val="24"/>
-        </w:rPr>
-        <w:t xml:space="preserve"> та </w:t>
-      </w:r>
-      <w:r>
-        <w:rPr>
-          <w:sz w:val="24"/>
-        </w:rPr>
-        <w:t xml:space="preserve"> фітнес-індустрії</w:t>
-      </w:r>
-      <w:r>
-        <w:rPr>
-          <w:sz w:val="24"/>
-        </w:rPr>
-        <w:t>.</w:t>
+        <w:t>З урахуванням складності, робота відповідає вимогам до кваліфікаційної роботи магістра та має потенціал щодо впровадження результатів у практичну діяльність підприємств, що працюють із великими обсягами корпоративної текстової інформації — корпоративні бази знань, системи технічної підтримки, юридично-довідкові та медичні інформаційні системи.</w:t>
       </w:r>
     </w:p>
     <w:p>
@@ -548,19 +395,7 @@
         <w:rPr>
           <w:sz w:val="24"/>
         </w:rPr>
-        <w:t>Здобувач</w:t>
-      </w:r>
-      <w:r>
-        <w:rPr>
-          <w:sz w:val="24"/>
-        </w:rPr>
-        <w:t xml:space="preserve"> Ромашов В.В. дослідив п’ять поширених алгоритмів машинного навчання. У роботі проведено порівняльний аналіз зазначених підходів за визначеними критеріями, що дозволило обґрунтувати вибір найбільш придатного для використання в мобільних застосунках. Результати узагальнені у формі згорткової моделі, яка відображає сильні та слабкі сторони кожного алгоритму</w:t>
-      </w:r>
-      <w:r>
-        <w:rPr>
-          <w:sz w:val="24"/>
-        </w:rPr>
-        <w:t>.</w:t>
+        <w:t>Здобувач Нестеренко В.В. провів порівняльне дослідження чотирьох сучасних моделей векторних ембеддінгів (multilingual-E5-base, BGE-M3, Qwen3-Embedding-0.6B, nomic-embed-text-v1.5) та лексичної baseline-моделі BM25 на трьох різнопрофільних доменах знань. Порівняння виконано за стандартними метриками інформаційного пошуку (nDCG@10, MRR@10, Recall@10, Precision@10), статистична значущість підтверджена бутстреп-довірчими інтервалами. Це дозволило обґрунтовано вибрати найбільш придатну модель для кожного типу корпусу і запропонувати багатокритеріальну процедуру вибору, що враховує компроміс між якістю пошуку та обчислювальними витратами.</w:t>
       </w:r>
     </w:p>
     <w:p>
@@ -575,25 +410,7 @@
         <w:rPr>
           <w:sz w:val="24"/>
         </w:rPr>
-        <w:t>Проведене дослідження є доцільним і має прикладне значення. Розроблений прототип Android-застосунку підтверджує можливість практичного впровадження результатів роботи.</w:t>
-      </w:r>
-      <w:r>
-        <w:rPr>
-          <w:sz w:val="24"/>
-        </w:rPr>
-        <w:t xml:space="preserve"> </w:t>
-      </w:r>
-      <w:r>
-        <w:rPr>
-          <w:sz w:val="24"/>
-        </w:rPr>
-        <w:t>Розроблений мобільний застосунок реалізує базовий функціонал для розпізнавання фізичної активності користувачів та демонструє практичну реалізацію досліджених алгоритмів. Програма працездатна, придатна до використання та підтверджує прикладне значення виконаної роботи</w:t>
-      </w:r>
-      <w:r>
-        <w:rPr>
-          <w:sz w:val="24"/>
-        </w:rPr>
-        <w:t>.</w:t>
+        <w:t>Проведене дослідження є доцільним і має прикладне значення. Розроблений веб-застосунок на базі Flask підтверджує можливість практичного впровадження результатів роботи: він реалізує семантичний пошук, побудову індексів FAISS, обчислення метрик якості, інтерактивний вибір моделі за Парето-фронтом і ваговою адитивною моделлю та подетальний аналіз результатів за окремими запитами. Програма працездатна, придатна до використання та підтверджує прикладне значення виконаної роботи.</w:t>
       </w:r>
     </w:p>
     <w:p>
@@ -608,7 +425,7 @@
         <w:rPr>
           <w:sz w:val="24"/>
         </w:rPr>
-        <w:t>Недоліками роботи можна вважати обмежену кількість тестових даних і користувачів під час експерименту, а також відсутність повноцінної персоналізації моделей розпізнавання. Однак зазначені обмеження не применшують наукової та практичної цінності дослідження.</w:t>
+        <w:t>Недоліками роботи можна вважати обмежену кількість релевантних запитів у бенчмарку за окремими доменами та відсутність експериментів із наближеними індексами FAISS (HNSW, IVF), що могло б додатково оцінити поведінку моделей за умов великих корпусів. Однак зазначені обмеження не применшують наукової та практичної цінності дослідження.</w:t>
       </w:r>
     </w:p>
     <w:p>
@@ -623,145 +440,7 @@
         <w:rPr>
           <w:sz w:val="24"/>
         </w:rPr>
-        <w:t>Кваліфікаційна робота магістра, здобувач</w:t>
-      </w:r>
-      <w:r>
-        <w:rPr>
-          <w:sz w:val="24"/>
-        </w:rPr>
-        <w:t>а</w:t>
-      </w:r>
-      <w:r>
-        <w:rPr>
-          <w:sz w:val="24"/>
-        </w:rPr>
-        <w:t xml:space="preserve"> групи </w:t>
-      </w:r>
-      <w:r>
-        <w:rPr>
-          <w:sz w:val="24"/>
-        </w:rPr>
-        <w:t>ІПЗм-23-2 Ромашова Володимира Вадимовича</w:t>
-      </w:r>
-      <w:r>
-        <w:rPr>
-          <w:sz w:val="24"/>
-        </w:rPr>
-        <w:t xml:space="preserve"> відповідає вимогам до кваліфікаційних робіт і заслуговує оцінки</w:t>
-      </w:r>
-      <w:r>
-        <w:rPr>
-          <w:sz w:val="24"/>
-        </w:rPr>
-        <w:t xml:space="preserve"> </w:t>
-      </w:r>
-      <w:r>
-        <w:rPr>
-          <w:sz w:val="24"/>
-        </w:rPr>
-        <w:t>«</w:t>
-      </w:r>
-      <w:r>
-        <w:rPr>
-          <w:sz w:val="24"/>
-        </w:rPr>
-        <w:t>добре</w:t>
-      </w:r>
-      <w:r>
-        <w:rPr>
-          <w:sz w:val="24"/>
-        </w:rPr>
-        <w:t xml:space="preserve"> – </w:t>
-      </w:r>
-      <w:r>
-        <w:rPr>
-          <w:sz w:val="24"/>
-        </w:rPr>
-        <w:t>85</w:t>
-      </w:r>
-      <w:r>
-        <w:rPr>
-          <w:sz w:val="24"/>
-        </w:rPr>
-        <w:t xml:space="preserve"> </w:t>
-      </w:r>
-      <w:r>
-        <w:rPr>
-          <w:sz w:val="24"/>
-        </w:rPr>
-        <w:t>С</w:t>
-      </w:r>
-      <w:r>
-        <w:rPr>
-          <w:sz w:val="24"/>
-        </w:rPr>
-        <w:t>». Кваліфікаційну роботу здобувач</w:t>
-      </w:r>
-      <w:r>
-        <w:rPr>
-          <w:sz w:val="24"/>
-        </w:rPr>
-        <w:t>а</w:t>
-      </w:r>
-      <w:r>
-        <w:rPr>
-          <w:sz w:val="24"/>
-        </w:rPr>
-        <w:t xml:space="preserve"> групи </w:t>
-      </w:r>
-      <w:r>
-        <w:rPr>
-          <w:sz w:val="24"/>
-        </w:rPr>
-        <w:t xml:space="preserve">ІПЗм-23-2 </w:t>
-      </w:r>
-      <w:r>
-        <w:rPr>
-          <w:sz w:val="24"/>
-        </w:rPr>
-        <w:t>Ромашов</w:t>
-      </w:r>
-      <w:r>
-        <w:rPr>
-          <w:sz w:val="24"/>
-        </w:rPr>
-        <w:t>а</w:t>
-      </w:r>
-      <w:r>
-        <w:rPr>
-          <w:sz w:val="24"/>
-        </w:rPr>
-        <w:t xml:space="preserve"> В.В.</w:t>
-      </w:r>
-      <w:r>
-        <w:rPr>
-          <w:sz w:val="24"/>
-        </w:rPr>
-        <w:t xml:space="preserve"> можна представити до захисту в ЕК за спеціальністю 121 –</w:t>
-      </w:r>
-      <w:r>
-        <w:rPr>
-          <w:sz w:val="24"/>
-        </w:rPr>
-        <w:t xml:space="preserve"> </w:t>
-      </w:r>
-      <w:r>
-        <w:rPr>
-          <w:sz w:val="24"/>
-        </w:rPr>
-        <w:t>«Інженерія програмного забезпечення», освітньо-наукова програма «Інженерія</w:t>
-      </w:r>
-      <w:r>
-        <w:rPr>
-          <w:sz w:val="24"/>
-        </w:rPr>
-        <w:t xml:space="preserve"> </w:t>
-      </w:r>
-      <w:r>
-        <w:rPr>
-          <w:sz w:val="24"/>
-        </w:rPr>
-        <w:t>програмного забезпечення».</w:t>
+        <w:t>Кваліфікаційна робота магістра, здобувача групи ІПЗм-24-1 Нестеренка Віталія Вячеславовича відповідає вимогам до кваліфікаційних робіт і заслуговує оцінки «____». Кваліфікаційну роботу здобувача групи ІПЗм-24-1 Нестеренка В.В. можна представити до захисту в ЕК за спеціальністю 121 – «Інженерія програмного забезпечення», освітньо-наукова програма «Інженерія програмного забезпечення».</w:t>
       </w:r>
     </w:p>
     <w:p>
@@ -843,147 +522,37 @@
           <w:spacing w:val="-9"/>
           <w:sz w:val="24"/>
         </w:rPr>
-        <w:t>д</w:t>
-      </w:r>
-      <w:r>
-        <w:rPr>
-          <w:sz w:val="24"/>
-        </w:rPr>
-        <w:t>.т.н.,</w:t>
-      </w:r>
-      <w:r>
-        <w:rPr>
-          <w:spacing w:val="-9"/>
-          <w:sz w:val="24"/>
-        </w:rPr>
-        <w:t xml:space="preserve"> </w:t>
-      </w:r>
-      <w:r>
-        <w:rPr>
-          <w:spacing w:val="-9"/>
-          <w:sz w:val="24"/>
-        </w:rPr>
-        <w:t>професор</w:t>
-      </w:r>
-      <w:r>
-        <w:rPr>
-          <w:sz w:val="24"/>
-        </w:rPr>
-        <w:t>,</w:t>
-      </w:r>
-      <w:r>
-        <w:rPr>
-          <w:spacing w:val="-9"/>
-          <w:sz w:val="24"/>
-        </w:rPr>
-        <w:t xml:space="preserve"> </w:t>
-      </w:r>
-      <w:r>
-        <w:rPr>
-          <w:spacing w:val="-9"/>
-          <w:sz w:val="24"/>
-        </w:rPr>
+        <w:t xml:space="preserve">к.т.н., доцент, </w:t>
         <w:tab/>
-      </w:r>
-      <w:r>
-        <w:rPr>
-          <w:spacing w:val="-9"/>
-          <w:sz w:val="24"/>
-        </w:rPr>
         <w:tab/>
-      </w:r>
-      <w:r>
-        <w:rPr>
-          <w:spacing w:val="-9"/>
-          <w:sz w:val="24"/>
-        </w:rPr>
         <w:tab/>
-      </w:r>
-      <w:r>
-        <w:rPr>
-          <w:spacing w:val="-9"/>
-          <w:sz w:val="24"/>
-        </w:rPr>
         <w:tab/>
-      </w:r>
-      <w:r>
-        <w:rPr>
-          <w:spacing w:val="-9"/>
-          <w:sz w:val="24"/>
-        </w:rPr>
         <w:tab/>
         <w:t xml:space="preserve"> </w:t>
-      </w:r>
-      <w:r>
+        <w:tab/>
+        <w:tab/>
+        <w:tab/>
+        <w:t>Сергій ОРЄХОВ</w:t>
+      </w:r>
+    </w:p>
+    <w:p>
+      <w:pPr>
+        <w:ind w:right="40"/>
         <w:rPr>
           <w:spacing w:val="-9"/>
           <w:sz w:val="24"/>
         </w:rPr>
-        <w:tab/>
-      </w:r>
-      <w:r>
-        <w:rPr>
-          <w:spacing w:val="-9"/>
-          <w:sz w:val="24"/>
-        </w:rPr>
-        <w:tab/>
-      </w:r>
-      <w:r>
-        <w:rPr>
-          <w:spacing w:val="-9"/>
-          <w:sz w:val="24"/>
-        </w:rPr>
-        <w:tab/>
-      </w:r>
-      <w:r>
-        <w:rPr>
-          <w:sz w:val="24"/>
-        </w:rPr>
-        <w:t>Тетяна АЛЕКСАНДРОВА</w:t>
-      </w:r>
-    </w:p>
-    <w:p>
-      <w:pPr>
-        <w:ind w:right="40"/>
-        <w:rPr>
-          <w:spacing w:val="-9"/>
-          <w:sz w:val="24"/>
-        </w:rPr>
-      </w:pPr>
-      <w:r>
-        <w:rPr>
-          <w:sz w:val="24"/>
-        </w:rPr>
-        <w:t>зав.каф. САІТ</w:t>
-      </w:r>
-      <w:r>
-        <w:rPr>
-          <w:sz w:val="24"/>
-        </w:rPr>
-        <w:t xml:space="preserve"> НТУ «ХПІ»     </w:t>
-      </w:r>
-      <w:r>
-        <w:rPr>
-          <w:sz w:val="24"/>
-        </w:rPr>
-        <w:t xml:space="preserve">  </w:t>
-      </w:r>
-      <w:r>
-        <w:rPr>
-          <w:sz w:val="24"/>
-        </w:rPr>
-        <w:t xml:space="preserve">             </w:t>
-      </w:r>
-      <w:r>
-        <w:rPr>
-          <w:sz w:val="24"/>
-        </w:rPr>
-        <w:tab/>
+      </w:pPr>
+      <w:r>
+        <w:rPr>
+          <w:sz w:val="24"/>
+        </w:rPr>
+        <w:t>доцент каф. програмної інженерії та інтелектуальних технологій управління НТУ «ХПІ»</w:t>
       </w:r>
     </w:p>
     <w:sectPr>
       <w:pgSz w:w="11906" w:h="16838"/>
-      <w:pgMar w:top="1440" w:right="424" w:bottom="0" w:left="993" w:header="708" w:footer="708" w:gutter="0"/>
+      <w:pgMar w:top="720" w:right="424" w:bottom="0" w:left="993" w:header="708" w:footer="708" w:gutter="0"/>
       <w:cols w:space="708"/>
       <w:docGrid w:linePitch="360"/>
     </w:sectPr>

--- a/thesis/2026_М_ПІ_ІПЗм-24-1_Нестеренко_В_В_рецензія_зовнішня.docx
+++ b/thesis/2026_М_ПІ_ІПЗм-24-1_Нестеренко_В_В_рецензія_зовнішня.docx
@@ -9,126 +9,169 @@
         <w:jc w:val="center"/>
         <w:rPr>
           <w:bCs/>
-          <w:sz w:val="28"/>
+          <w:sz w:val="26"/>
+          <w:szCs w:val="26"/>
         </w:rPr>
       </w:pPr>
       <w:r>
         <w:rPr>
           <w:b/>
-          <w:sz w:val="28"/>
+          <w:sz w:val="26"/>
+          <w:szCs w:val="26"/>
         </w:rPr>
         <w:t>Рецензія</w:t>
       </w:r>
       <w:r>
         <w:rPr>
           <w:b/>
-          <w:sz w:val="28"/>
+          <w:sz w:val="26"/>
+          <w:szCs w:val="26"/>
         </w:rPr>
         <w:t xml:space="preserve"> </w:t>
       </w:r>
       <w:r>
         <w:rPr>
           <w:bCs/>
-          <w:sz w:val="28"/>
+          <w:sz w:val="26"/>
+          <w:szCs w:val="26"/>
         </w:rPr>
         <w:t>(зовнішня)</w:t>
       </w:r>
     </w:p>
     <w:p>
       <w:pPr>
-        <w:spacing w:before="160"/>
-        <w:ind w:left="2"/>
-        <w:jc w:val="center"/>
-        <w:rPr>
-          <w:bCs/>
-          <w:sz w:val="28"/>
-        </w:rPr>
-      </w:pPr>
-    </w:p>
-    <w:p>
-      <w:pPr>
         <w:ind w:left="140"/>
         <w:rPr>
-          <w:sz w:val="24"/>
-        </w:rPr>
-      </w:pPr>
-      <w:r>
-        <w:rPr>
-          <w:sz w:val="24"/>
+          <w:sz w:val="26"/>
+          <w:szCs w:val="26"/>
+        </w:rPr>
+      </w:pPr>
+    </w:p>
+    <w:p>
+      <w:pPr>
+        <w:ind w:left="140"/>
+        <w:rPr>
+          <w:sz w:val="26"/>
+          <w:szCs w:val="26"/>
+        </w:rPr>
+      </w:pPr>
+      <w:r>
+        <w:rPr>
+          <w:sz w:val="26"/>
+          <w:szCs w:val="26"/>
         </w:rPr>
         <w:t>на кваліфікаційну</w:t>
       </w:r>
       <w:r>
         <w:rPr>
           <w:spacing w:val="-5"/>
-          <w:sz w:val="24"/>
+          <w:sz w:val="26"/>
+          <w:szCs w:val="26"/>
         </w:rPr>
         <w:t xml:space="preserve"> </w:t>
       </w:r>
       <w:r>
         <w:rPr>
-          <w:sz w:val="24"/>
+          <w:sz w:val="26"/>
+          <w:szCs w:val="26"/>
         </w:rPr>
         <w:t>роботу</w:t>
       </w:r>
       <w:r>
         <w:rPr>
           <w:spacing w:val="-4"/>
-          <w:sz w:val="24"/>
+          <w:sz w:val="26"/>
+          <w:szCs w:val="26"/>
         </w:rPr>
         <w:t xml:space="preserve"> </w:t>
       </w:r>
       <w:r>
         <w:rPr>
           <w:spacing w:val="-2"/>
-          <w:sz w:val="24"/>
+          <w:sz w:val="26"/>
+          <w:szCs w:val="26"/>
         </w:rPr>
         <w:t>магістра</w:t>
       </w:r>
     </w:p>
     <w:p>
       <w:pPr>
-        <w:ind w:left="140" w:right="4162"/>
-        <w:rPr>
-          <w:sz w:val="24"/>
-        </w:rPr>
-      </w:pPr>
-      <w:r>
-        <w:rPr>
-          <w:sz w:val="24"/>
-        </w:rPr>
-        <w:t>групи ІПЗм-24-1 Нестеренка Віталія Вячеславовича спеціальність – 121- Інженерія програмного забезпечення</w:t>
+        <w:ind w:left="140" w:right="3401"/>
+        <w:rPr>
+          <w:sz w:val="26"/>
+          <w:szCs w:val="26"/>
+        </w:rPr>
+      </w:pPr>
+      <w:r>
+        <w:rPr>
+          <w:sz w:val="26"/>
+          <w:szCs w:val="26"/>
+        </w:rPr>
+        <w:t xml:space="preserve">групи ІПЗм-24-1 Нестеренка Віталія </w:t>
+      </w:r>
+      <w:proofErr w:type="spellStart"/>
+      <w:r>
+        <w:rPr>
+          <w:sz w:val="26"/>
+          <w:szCs w:val="26"/>
+        </w:rPr>
+        <w:t>Вячеславовича</w:t>
+      </w:r>
+      <w:proofErr w:type="spellEnd"/>
+    </w:p>
+    <w:p>
+      <w:pPr>
+        <w:ind w:left="140" w:right="3401"/>
+        <w:rPr>
+          <w:sz w:val="26"/>
+          <w:szCs w:val="26"/>
+        </w:rPr>
+      </w:pPr>
+      <w:r>
+        <w:rPr>
+          <w:sz w:val="26"/>
+          <w:szCs w:val="26"/>
+        </w:rPr>
+        <w:t>спеціальність – 121- Інженерія програмного</w:t>
+      </w:r>
+      <w:r>
+        <w:rPr>
+          <w:sz w:val="26"/>
+          <w:szCs w:val="26"/>
+        </w:rPr>
+        <w:t xml:space="preserve"> </w:t>
+      </w:r>
+      <w:r>
+        <w:rPr>
+          <w:sz w:val="26"/>
+          <w:szCs w:val="26"/>
+        </w:rPr>
+        <w:t>забезпечення</w:t>
       </w:r>
     </w:p>
     <w:p>
       <w:pPr>
         <w:ind w:left="140"/>
         <w:rPr>
-          <w:sz w:val="24"/>
-        </w:rPr>
-      </w:pPr>
-      <w:r>
-        <w:rPr>
-          <w:sz w:val="24"/>
+          <w:sz w:val="26"/>
+          <w:szCs w:val="26"/>
+        </w:rPr>
+      </w:pPr>
+      <w:r>
+        <w:rPr>
+          <w:sz w:val="26"/>
+          <w:szCs w:val="26"/>
         </w:rPr>
         <w:t>освітньо-наукова програма «Інженерія програмного забезпечення»</w:t>
       </w:r>
     </w:p>
     <w:p>
       <w:pPr>
-        <w:pStyle w:val="ae"/>
+        <w:pStyle w:val="BodyText"/>
         <w:ind w:left="0"/>
         <w:rPr>
-          <w:sz w:val="24"/>
-        </w:rPr>
-      </w:pPr>
-    </w:p>
-    <w:p>
-      <w:pPr>
-        <w:pStyle w:val="ae"/>
-        <w:ind w:left="0"/>
-        <w:rPr>
-          <w:sz w:val="24"/>
+          <w:sz w:val="26"/>
+          <w:szCs w:val="26"/>
         </w:rPr>
       </w:pPr>
     </w:p>
@@ -137,12 +180,14 @@
         <w:ind w:left="167" w:right="171"/>
         <w:jc w:val="center"/>
         <w:rPr>
-          <w:sz w:val="24"/>
-        </w:rPr>
-      </w:pPr>
-      <w:r>
-        <w:rPr>
-          <w:sz w:val="24"/>
+          <w:sz w:val="26"/>
+          <w:szCs w:val="26"/>
+        </w:rPr>
+      </w:pPr>
+      <w:r>
+        <w:rPr>
+          <w:sz w:val="26"/>
+          <w:szCs w:val="26"/>
           <w:u w:val="single"/>
         </w:rPr>
         <w:t>«Дослідження моделей векторних ембеддінгів для семантичного пошуку текстових даних у корпоративних базах знань»</w:t>
@@ -154,216 +199,89 @@
         <w:ind w:left="1"/>
         <w:jc w:val="center"/>
         <w:rPr>
-          <w:sz w:val="16"/>
-        </w:rPr>
-      </w:pPr>
-      <w:r>
-        <w:rPr>
-          <w:sz w:val="16"/>
+          <w:sz w:val="18"/>
+          <w:szCs w:val="18"/>
+        </w:rPr>
+      </w:pPr>
+      <w:r>
+        <w:rPr>
+          <w:sz w:val="18"/>
+          <w:szCs w:val="18"/>
         </w:rPr>
         <w:t>(Тема</w:t>
       </w:r>
       <w:r>
         <w:rPr>
           <w:spacing w:val="-7"/>
-          <w:sz w:val="16"/>
+          <w:sz w:val="18"/>
+          <w:szCs w:val="18"/>
         </w:rPr>
         <w:t xml:space="preserve"> </w:t>
       </w:r>
       <w:r>
         <w:rPr>
-          <w:sz w:val="16"/>
+          <w:sz w:val="18"/>
+          <w:szCs w:val="18"/>
         </w:rPr>
         <w:t>кваліфікаційної</w:t>
       </w:r>
       <w:r>
         <w:rPr>
           <w:spacing w:val="-8"/>
-          <w:sz w:val="16"/>
+          <w:sz w:val="18"/>
+          <w:szCs w:val="18"/>
         </w:rPr>
         <w:t xml:space="preserve"> </w:t>
       </w:r>
       <w:r>
         <w:rPr>
           <w:spacing w:val="-2"/>
-          <w:sz w:val="16"/>
+          <w:sz w:val="18"/>
+          <w:szCs w:val="18"/>
         </w:rPr>
         <w:t>роботи)</w:t>
       </w:r>
-    </w:p>
-    <w:p>
-      <w:pPr>
-        <w:pStyle w:val="ae"/>
-        <w:ind w:left="0"/>
-        <w:rPr>
-          <w:sz w:val="16"/>
-        </w:rPr>
-      </w:pPr>
-    </w:p>
-    <w:p>
-      <w:pPr>
-        <w:pStyle w:val="ae"/>
-        <w:spacing w:before="182"/>
-        <w:ind w:left="0"/>
-        <w:rPr>
-          <w:sz w:val="16"/>
-        </w:rPr>
-      </w:pPr>
-    </w:p>
-    <w:p>
-      <w:pPr>
-        <w:spacing w:before="1"/>
-        <w:ind w:left="849" w:right="655"/>
-        <w:jc w:val="both"/>
-        <w:rPr>
-          <w:sz w:val="24"/>
-        </w:rPr>
-      </w:pPr>
-      <w:r>
-        <w:rPr>
-          <w:sz w:val="24"/>
-        </w:rPr>
-        <w:t>Представлена</w:t>
-      </w:r>
-      <w:r>
-        <w:rPr>
-          <w:spacing w:val="-4"/>
-          <w:sz w:val="24"/>
-        </w:rPr>
-        <w:t xml:space="preserve"> </w:t>
-      </w:r>
-      <w:r>
-        <w:rPr>
-          <w:sz w:val="24"/>
-        </w:rPr>
-        <w:t>робота</w:t>
-      </w:r>
-      <w:r>
-        <w:rPr>
-          <w:spacing w:val="-2"/>
-          <w:sz w:val="24"/>
-        </w:rPr>
-        <w:t xml:space="preserve"> </w:t>
-      </w:r>
-      <w:r>
-        <w:rPr>
-          <w:sz w:val="24"/>
-        </w:rPr>
-        <w:t>відповідає</w:t>
-      </w:r>
-      <w:r>
-        <w:rPr>
-          <w:spacing w:val="-4"/>
-          <w:sz w:val="24"/>
-        </w:rPr>
-        <w:t xml:space="preserve"> </w:t>
-      </w:r>
-      <w:r>
-        <w:rPr>
-          <w:sz w:val="24"/>
-        </w:rPr>
-        <w:t>затвердженій</w:t>
-      </w:r>
-      <w:r>
-        <w:rPr>
-          <w:spacing w:val="-4"/>
-          <w:sz w:val="24"/>
-        </w:rPr>
-        <w:t xml:space="preserve"> </w:t>
-      </w:r>
-      <w:r>
-        <w:rPr>
-          <w:sz w:val="24"/>
-        </w:rPr>
-        <w:t>темі</w:t>
-      </w:r>
-      <w:r>
-        <w:rPr>
-          <w:spacing w:val="-3"/>
-          <w:sz w:val="24"/>
-        </w:rPr>
-        <w:t xml:space="preserve"> </w:t>
-      </w:r>
-      <w:r>
-        <w:rPr>
-          <w:sz w:val="24"/>
-        </w:rPr>
-        <w:t>та</w:t>
-      </w:r>
-      <w:r>
-        <w:rPr>
-          <w:spacing w:val="-4"/>
-          <w:sz w:val="24"/>
-        </w:rPr>
-        <w:t xml:space="preserve"> </w:t>
-      </w:r>
-      <w:r>
-        <w:rPr>
-          <w:sz w:val="24"/>
-        </w:rPr>
-        <w:t>виконана</w:t>
-      </w:r>
-      <w:r>
-        <w:rPr>
-          <w:spacing w:val="-4"/>
-          <w:sz w:val="24"/>
-        </w:rPr>
-        <w:t xml:space="preserve"> </w:t>
-      </w:r>
-      <w:r>
-        <w:rPr>
-          <w:sz w:val="24"/>
-        </w:rPr>
-        <w:t>відповідно</w:t>
-      </w:r>
-      <w:r>
-        <w:rPr>
-          <w:spacing w:val="-3"/>
-          <w:sz w:val="24"/>
-        </w:rPr>
-        <w:t xml:space="preserve"> </w:t>
-      </w:r>
-      <w:r>
-        <w:rPr>
-          <w:sz w:val="24"/>
-        </w:rPr>
-        <w:t>до</w:t>
-      </w:r>
-      <w:r>
-        <w:rPr>
-          <w:spacing w:val="-3"/>
-          <w:sz w:val="24"/>
-        </w:rPr>
-        <w:t xml:space="preserve"> </w:t>
-      </w:r>
-      <w:r>
-        <w:rPr>
-          <w:sz w:val="24"/>
-        </w:rPr>
-        <w:t xml:space="preserve">завдання. </w:t>
-      </w:r>
-    </w:p>
-    <w:p>
-      <w:pPr>
-        <w:spacing w:before="1"/>
-        <w:ind w:left="849" w:right="655"/>
-        <w:jc w:val="both"/>
-        <w:rPr>
-          <w:sz w:val="24"/>
-        </w:rPr>
-      </w:pPr>
     </w:p>
     <w:p>
       <w:pPr>
         <w:ind w:left="142" w:right="95" w:firstLine="706"/>
         <w:jc w:val="both"/>
         <w:rPr>
-          <w:sz w:val="24"/>
-        </w:rPr>
-      </w:pPr>
-      <w:r>
-        <w:rPr>
-          <w:sz w:val="24"/>
+          <w:sz w:val="26"/>
+          <w:szCs w:val="26"/>
+        </w:rPr>
+      </w:pPr>
+    </w:p>
+    <w:p>
+      <w:pPr>
+        <w:ind w:left="142" w:right="95" w:firstLine="706"/>
+        <w:jc w:val="both"/>
+        <w:rPr>
+          <w:sz w:val="26"/>
+          <w:szCs w:val="26"/>
+        </w:rPr>
+      </w:pPr>
+      <w:r>
+        <w:rPr>
+          <w:sz w:val="26"/>
+          <w:szCs w:val="26"/>
+        </w:rPr>
+        <w:t>Представлена робота відповідає затвердженій темі та виконана відповідно до завдання.</w:t>
+      </w:r>
+    </w:p>
+    <w:p>
+      <w:pPr>
+        <w:ind w:left="142" w:right="95" w:firstLine="706"/>
+        <w:jc w:val="both"/>
+        <w:rPr>
+          <w:sz w:val="26"/>
+          <w:szCs w:val="26"/>
+        </w:rPr>
+      </w:pPr>
+      <w:r>
+        <w:rPr>
+          <w:sz w:val="26"/>
+          <w:szCs w:val="26"/>
         </w:rPr>
         <w:t>Обсяг роботи – достатній. Розділи добре структуровані, змістовні. Надані усі необхідні додатки, що допомагають повною мірою оцінити виконану роботу.</w:t>
       </w:r>
@@ -373,12 +291,14 @@
         <w:ind w:left="140" w:right="137" w:firstLine="708"/>
         <w:jc w:val="both"/>
         <w:rPr>
-          <w:sz w:val="24"/>
-        </w:rPr>
-      </w:pPr>
-      <w:r>
-        <w:rPr>
-          <w:sz w:val="24"/>
+          <w:sz w:val="26"/>
+          <w:szCs w:val="26"/>
+        </w:rPr>
+      </w:pPr>
+      <w:r>
+        <w:rPr>
+          <w:sz w:val="26"/>
+          <w:szCs w:val="26"/>
         </w:rPr>
         <w:t>З урахуванням складності, робота відповідає вимогам до кваліфікаційної роботи магістра та має потенціал щодо впровадження результатів у практичну діяльність підприємств, що працюють із великими обсягами корпоративної текстової інформації — корпоративні бази знань, системи технічної підтримки, юридично-довідкові та медичні інформаційні системи.</w:t>
       </w:r>
@@ -388,14 +308,48 @@
         <w:ind w:left="140" w:right="137" w:firstLine="708"/>
         <w:jc w:val="both"/>
         <w:rPr>
-          <w:sz w:val="24"/>
-        </w:rPr>
-      </w:pPr>
-      <w:r>
-        <w:rPr>
-          <w:sz w:val="24"/>
-        </w:rPr>
-        <w:t>Здобувач Нестеренко В.В. провів порівняльне дослідження чотирьох сучасних моделей векторних ембеддінгів (multilingual-E5-base, BGE-M3, Qwen3-Embedding-0.6B, nomic-embed-text-v1.5) та лексичної baseline-моделі BM25 на трьох різнопрофільних доменах знань. Порівняння виконано за стандартними метриками інформаційного пошуку (nDCG@10, MRR@10, Recall@10, Precision@10), статистична значущість підтверджена бутстреп-довірчими інтервалами. Це дозволило обґрунтовано вибрати найбільш придатну модель для кожного типу корпусу і запропонувати багатокритеріальну процедуру вибору, що враховує компроміс між якістю пошуку та обчислювальними витратами.</w:t>
+          <w:sz w:val="26"/>
+          <w:szCs w:val="26"/>
+        </w:rPr>
+      </w:pPr>
+      <w:r>
+        <w:rPr>
+          <w:sz w:val="26"/>
+          <w:szCs w:val="26"/>
+        </w:rPr>
+        <w:t xml:space="preserve">Здобувач Нестеренко В.В. провів порівняльне дослідження чотирьох сучасних моделей векторних ембеддінгів (multilingual-E5-base, BGE-M3, Qwen3-Embedding-0.6B, nomic-embed-text-v1.5) та лексичної </w:t>
+      </w:r>
+      <w:proofErr w:type="spellStart"/>
+      <w:r>
+        <w:rPr>
+          <w:sz w:val="26"/>
+          <w:szCs w:val="26"/>
+        </w:rPr>
+        <w:t>baseline</w:t>
+      </w:r>
+      <w:proofErr w:type="spellEnd"/>
+      <w:r>
+        <w:rPr>
+          <w:sz w:val="26"/>
+          <w:szCs w:val="26"/>
+        </w:rPr>
+        <w:t xml:space="preserve">-моделі BM25 на трьох різнопрофільних доменах знань. Порівняння виконано за стандартними метриками інформаційного пошуку (nDCG@10, MRR@10, Recall@10, Precision@10), статистична значущість підтверджена </w:t>
+      </w:r>
+      <w:proofErr w:type="spellStart"/>
+      <w:r>
+        <w:rPr>
+          <w:sz w:val="26"/>
+          <w:szCs w:val="26"/>
+        </w:rPr>
+        <w:t>бутстреп</w:t>
+      </w:r>
+      <w:proofErr w:type="spellEnd"/>
+      <w:r>
+        <w:rPr>
+          <w:sz w:val="26"/>
+          <w:szCs w:val="26"/>
+        </w:rPr>
+        <w:t>-довірчими інтервалами. Це дозволило обґрунтовано вибрати найбільш придатну модель для кожного типу корпусу і запропонувати багатокритеріальну процедуру вибору, що враховує компроміс між якістю пошуку та обчислювальними витратами.</w:t>
       </w:r>
     </w:p>
     <w:p>
@@ -403,14 +357,48 @@
         <w:ind w:left="140" w:right="143" w:firstLine="708"/>
         <w:jc w:val="both"/>
         <w:rPr>
-          <w:sz w:val="24"/>
-        </w:rPr>
-      </w:pPr>
-      <w:r>
-        <w:rPr>
-          <w:sz w:val="24"/>
-        </w:rPr>
-        <w:t>Проведене дослідження є доцільним і має прикладне значення. Розроблений веб-застосунок на базі Flask підтверджує можливість практичного впровадження результатів роботи: він реалізує семантичний пошук, побудову індексів FAISS, обчислення метрик якості, інтерактивний вибір моделі за Парето-фронтом і ваговою адитивною моделлю та подетальний аналіз результатів за окремими запитами. Програма працездатна, придатна до використання та підтверджує прикладне значення виконаної роботи.</w:t>
+          <w:sz w:val="26"/>
+          <w:szCs w:val="26"/>
+        </w:rPr>
+      </w:pPr>
+      <w:r>
+        <w:rPr>
+          <w:sz w:val="26"/>
+          <w:szCs w:val="26"/>
+        </w:rPr>
+        <w:t xml:space="preserve">Проведене дослідження є доцільним і має прикладне значення. Розроблений веб-застосунок на базі </w:t>
+      </w:r>
+      <w:proofErr w:type="spellStart"/>
+      <w:r>
+        <w:rPr>
+          <w:sz w:val="26"/>
+          <w:szCs w:val="26"/>
+        </w:rPr>
+        <w:t>Flask</w:t>
+      </w:r>
+      <w:proofErr w:type="spellEnd"/>
+      <w:r>
+        <w:rPr>
+          <w:sz w:val="26"/>
+          <w:szCs w:val="26"/>
+        </w:rPr>
+        <w:t xml:space="preserve"> підтверджує можливість практичного впровадження результатів роботи: він реалізує семантичний пошук, побудову індексів FAISS, обчислення метрик якості, інтерактивний вибір моделі за Парето-фронтом і ваговою адитивною моделлю та </w:t>
+      </w:r>
+      <w:proofErr w:type="spellStart"/>
+      <w:r>
+        <w:rPr>
+          <w:sz w:val="26"/>
+          <w:szCs w:val="26"/>
+        </w:rPr>
+        <w:t>подетальний</w:t>
+      </w:r>
+      <w:proofErr w:type="spellEnd"/>
+      <w:r>
+        <w:rPr>
+          <w:sz w:val="26"/>
+          <w:szCs w:val="26"/>
+        </w:rPr>
+        <w:t xml:space="preserve"> аналіз результатів за окремими запитами. Програма працездатна, придатна до використання та підтверджує прикладне значення виконаної роботи.</w:t>
       </w:r>
     </w:p>
     <w:p>
@@ -418,14 +406,32 @@
         <w:ind w:left="140" w:right="139" w:firstLine="708"/>
         <w:jc w:val="both"/>
         <w:rPr>
-          <w:sz w:val="24"/>
-        </w:rPr>
-      </w:pPr>
-      <w:r>
-        <w:rPr>
-          <w:sz w:val="24"/>
-        </w:rPr>
-        <w:t>Недоліками роботи можна вважати обмежену кількість релевантних запитів у бенчмарку за окремими доменами та відсутність експериментів із наближеними індексами FAISS (HNSW, IVF), що могло б додатково оцінити поведінку моделей за умов великих корпусів. Однак зазначені обмеження не применшують наукової та практичної цінності дослідження.</w:t>
+          <w:sz w:val="26"/>
+          <w:szCs w:val="26"/>
+        </w:rPr>
+      </w:pPr>
+      <w:r>
+        <w:rPr>
+          <w:sz w:val="26"/>
+          <w:szCs w:val="26"/>
+        </w:rPr>
+        <w:t xml:space="preserve">Недоліками роботи можна вважати обмежену кількість релевантних запитів у </w:t>
+      </w:r>
+      <w:proofErr w:type="spellStart"/>
+      <w:r>
+        <w:rPr>
+          <w:sz w:val="26"/>
+          <w:szCs w:val="26"/>
+        </w:rPr>
+        <w:t>бенчмарку</w:t>
+      </w:r>
+      <w:proofErr w:type="spellEnd"/>
+      <w:r>
+        <w:rPr>
+          <w:sz w:val="26"/>
+          <w:szCs w:val="26"/>
+        </w:rPr>
+        <w:t xml:space="preserve"> за окремими доменами та відсутність експериментів із наближеними індексами FAISS (HNSW, IVF), що могло б додатково оцінити поведінку моделей за умов великих корпусів. Однак зазначені обмеження не применшують наукової та практичної цінності дослідження.</w:t>
       </w:r>
     </w:p>
     <w:p>
@@ -433,121 +439,230 @@
         <w:ind w:left="140" w:right="137" w:firstLine="708"/>
         <w:jc w:val="both"/>
         <w:rPr>
-          <w:sz w:val="24"/>
-        </w:rPr>
-      </w:pPr>
-      <w:r>
-        <w:rPr>
-          <w:sz w:val="24"/>
-        </w:rPr>
-        <w:t>Кваліфікаційна робота магістра, здобувача групи ІПЗм-24-1 Нестеренка Віталія Вячеславовича відповідає вимогам до кваліфікаційних робіт і заслуговує оцінки «____». Кваліфікаційну роботу здобувача групи ІПЗм-24-1 Нестеренка В.В. можна представити до захисту в ЕК за спеціальністю 121 – «Інженерія програмного забезпечення», освітньо-наукова програма «Інженерія програмного забезпечення».</w:t>
-      </w:r>
-    </w:p>
-    <w:p>
-      <w:pPr>
-        <w:ind w:left="140" w:right="137" w:firstLine="708"/>
-        <w:jc w:val="both"/>
-        <w:rPr>
-          <w:sz w:val="24"/>
-        </w:rPr>
-      </w:pPr>
-    </w:p>
-    <w:p>
-      <w:pPr>
-        <w:ind w:left="140" w:right="137" w:firstLine="708"/>
-        <w:jc w:val="both"/>
-        <w:rPr>
-          <w:sz w:val="24"/>
-        </w:rPr>
-      </w:pPr>
-    </w:p>
-    <w:p>
-      <w:pPr>
-        <w:ind w:left="140" w:right="137" w:firstLine="708"/>
-        <w:jc w:val="both"/>
-        <w:rPr>
-          <w:sz w:val="24"/>
-        </w:rPr>
-      </w:pPr>
-    </w:p>
-    <w:p>
-      <w:pPr>
-        <w:ind w:left="140" w:right="137" w:firstLine="708"/>
-        <w:jc w:val="both"/>
-        <w:rPr>
-          <w:sz w:val="24"/>
-        </w:rPr>
-      </w:pPr>
+          <w:sz w:val="26"/>
+          <w:szCs w:val="26"/>
+        </w:rPr>
+      </w:pPr>
+      <w:r>
+        <w:rPr>
+          <w:sz w:val="26"/>
+          <w:szCs w:val="26"/>
+        </w:rPr>
+        <w:t xml:space="preserve">Кваліфікаційна робота магістра, здобувача групи ІПЗм-24-1 Нестеренка Віталія </w:t>
+      </w:r>
+      <w:proofErr w:type="spellStart"/>
+      <w:r>
+        <w:rPr>
+          <w:sz w:val="26"/>
+          <w:szCs w:val="26"/>
+        </w:rPr>
+        <w:t>Вячеславовича</w:t>
+      </w:r>
+      <w:proofErr w:type="spellEnd"/>
+      <w:r>
+        <w:rPr>
+          <w:sz w:val="26"/>
+          <w:szCs w:val="26"/>
+        </w:rPr>
+        <w:t xml:space="preserve"> відповідає вимогам до кваліфікаційних робіт і заслуговує оцінки «____». Кваліфікаційну роботу здобувача групи ІПЗм-24-1 Нестеренка В.В. можна представити до захисту в ЕК за спеціальністю 121 – «Інженерія програмного забезпечення», освітньо-наукова програма «Інженерія програмного забезпечення».</w:t>
+      </w:r>
     </w:p>
     <w:p>
       <w:pPr>
         <w:ind w:right="137"/>
         <w:rPr>
-          <w:sz w:val="24"/>
-        </w:rPr>
-      </w:pPr>
-    </w:p>
-    <w:p>
-      <w:pPr>
-        <w:ind w:right="40"/>
+          <w:sz w:val="26"/>
+          <w:szCs w:val="26"/>
+        </w:rPr>
+      </w:pPr>
+    </w:p>
+    <w:p>
+      <w:pPr>
+        <w:ind w:right="137"/>
+        <w:rPr>
+          <w:sz w:val="26"/>
+          <w:szCs w:val="26"/>
+        </w:rPr>
+      </w:pPr>
+    </w:p>
+    <w:p>
+      <w:pPr>
+        <w:ind w:left="142" w:right="40"/>
+        <w:rPr>
+          <w:sz w:val="26"/>
+          <w:szCs w:val="26"/>
+        </w:rPr>
+      </w:pPr>
+      <w:r>
+        <w:rPr>
+          <w:sz w:val="26"/>
+          <w:szCs w:val="26"/>
+        </w:rPr>
+        <w:t>Рецензент:</w:t>
+      </w:r>
+      <w:r>
         <w:rPr>
           <w:spacing w:val="-9"/>
-          <w:sz w:val="24"/>
-        </w:rPr>
-      </w:pPr>
-      <w:r>
-        <w:rPr>
-          <w:sz w:val="24"/>
-        </w:rPr>
-        <w:t>Рецензент:</w:t>
-      </w:r>
+          <w:sz w:val="26"/>
+          <w:szCs w:val="26"/>
+        </w:rPr>
+        <w:t xml:space="preserve"> </w:t>
+      </w:r>
+      <w:proofErr w:type="spellStart"/>
       <w:r>
         <w:rPr>
           <w:spacing w:val="-9"/>
-          <w:sz w:val="24"/>
+          <w:sz w:val="26"/>
+          <w:szCs w:val="26"/>
+        </w:rPr>
+        <w:t>к.т.н</w:t>
+      </w:r>
+      <w:proofErr w:type="spellEnd"/>
+      <w:r>
+        <w:rPr>
+          <w:spacing w:val="-9"/>
+          <w:sz w:val="26"/>
+          <w:szCs w:val="26"/>
+        </w:rPr>
+        <w:t>., доцент,</w:t>
+      </w:r>
+      <w:r>
+        <w:rPr>
+          <w:spacing w:val="-9"/>
+          <w:sz w:val="26"/>
+          <w:szCs w:val="26"/>
         </w:rPr>
         <w:t xml:space="preserve"> </w:t>
       </w:r>
-    </w:p>
-    <w:p>
-      <w:pPr>
-        <w:ind w:right="40"/>
+      <w:r>
+        <w:rPr>
+          <w:sz w:val="26"/>
+          <w:szCs w:val="26"/>
+        </w:rPr>
+        <w:t xml:space="preserve">доцент каф. </w:t>
+      </w:r>
+      <w:r>
+        <w:rPr>
+          <w:sz w:val="26"/>
+          <w:szCs w:val="26"/>
+        </w:rPr>
+        <w:t>ПІІТУ,</w:t>
+      </w:r>
+      <w:r>
+        <w:rPr>
+          <w:sz w:val="26"/>
+          <w:szCs w:val="26"/>
+        </w:rPr>
+        <w:tab/>
+      </w:r>
+      <w:r>
+        <w:rPr>
+          <w:sz w:val="26"/>
+          <w:szCs w:val="26"/>
+        </w:rPr>
+        <w:tab/>
+      </w:r>
+      <w:r>
+        <w:rPr>
+          <w:sz w:val="26"/>
+          <w:szCs w:val="26"/>
+        </w:rPr>
+        <w:tab/>
+      </w:r>
+      <w:r>
+        <w:rPr>
+          <w:sz w:val="26"/>
+          <w:szCs w:val="26"/>
+        </w:rPr>
+        <w:tab/>
+      </w:r>
+      <w:r>
+        <w:rPr>
+          <w:sz w:val="26"/>
+          <w:szCs w:val="26"/>
+          <w:u w:val="single"/>
+        </w:rPr>
+        <w:t>Сергій ОРЄХОВ</w:t>
+      </w:r>
+    </w:p>
+    <w:p>
+      <w:pPr>
+        <w:ind w:left="142" w:right="40"/>
         <w:rPr>
           <w:spacing w:val="-9"/>
-          <w:sz w:val="24"/>
-        </w:rPr>
-      </w:pPr>
-      <w:r>
-        <w:rPr>
-          <w:spacing w:val="-9"/>
-          <w:sz w:val="24"/>
-        </w:rPr>
-        <w:t xml:space="preserve">к.т.н., доцент, </w:t>
+          <w:sz w:val="26"/>
+          <w:szCs w:val="26"/>
+        </w:rPr>
+      </w:pPr>
+      <w:r>
+        <w:rPr>
+          <w:sz w:val="26"/>
+          <w:szCs w:val="26"/>
+        </w:rPr>
+        <w:t>НТУ «ХПІ»</w:t>
+      </w:r>
+      <w:r>
+        <w:rPr>
+          <w:sz w:val="26"/>
+          <w:szCs w:val="26"/>
+        </w:rPr>
         <w:tab/>
+      </w:r>
+      <w:r>
+        <w:rPr>
+          <w:sz w:val="26"/>
+          <w:szCs w:val="26"/>
+        </w:rPr>
         <w:tab/>
+      </w:r>
+      <w:r>
+        <w:rPr>
+          <w:sz w:val="26"/>
+          <w:szCs w:val="26"/>
+        </w:rPr>
         <w:tab/>
+      </w:r>
+      <w:r>
+        <w:rPr>
+          <w:sz w:val="26"/>
+          <w:szCs w:val="26"/>
+        </w:rPr>
         <w:tab/>
+      </w:r>
+      <w:r>
+        <w:rPr>
+          <w:sz w:val="26"/>
+          <w:szCs w:val="26"/>
+        </w:rPr>
         <w:tab/>
-        <w:t xml:space="preserve"> </w:t>
+      </w:r>
+      <w:r>
+        <w:rPr>
+          <w:sz w:val="26"/>
+          <w:szCs w:val="26"/>
+        </w:rPr>
         <w:tab/>
+      </w:r>
+      <w:r>
+        <w:rPr>
+          <w:sz w:val="26"/>
+          <w:szCs w:val="26"/>
+        </w:rPr>
         <w:tab/>
+      </w:r>
+      <w:r>
+        <w:rPr>
+          <w:sz w:val="26"/>
+          <w:szCs w:val="26"/>
+        </w:rPr>
         <w:tab/>
-        <w:t>Сергій ОРЄХОВ</w:t>
-      </w:r>
-    </w:p>
-    <w:p>
-      <w:pPr>
-        <w:ind w:right="40"/>
-        <w:rPr>
-          <w:spacing w:val="-9"/>
-          <w:sz w:val="24"/>
-        </w:rPr>
-      </w:pPr>
-      <w:r>
-        <w:rPr>
-          <w:sz w:val="24"/>
-        </w:rPr>
-        <w:t>доцент каф. програмної інженерії та інтелектуальних технологій управління НТУ «ХПІ»</w:t>
+      </w:r>
+      <w:r>
+        <w:rPr>
+          <w:sz w:val="18"/>
+          <w:szCs w:val="18"/>
+        </w:rPr>
+        <w:t>(власне ім’я, прізвище)</w:t>
       </w:r>
     </w:p>
     <w:sectPr>
@@ -957,7 +1072,7 @@
     <w:lsdException w:name="Unresolved Mention" w:semiHidden="1" w:unhideWhenUsed="1"/>
     <w:lsdException w:name="Smart Link" w:semiHidden="1" w:unhideWhenUsed="1"/>
   </w:latentStyles>
-  <w:style w:type="paragraph" w:default="1" w:styleId="a">
+  <w:style w:type="paragraph" w:default="1" w:styleId="Normal">
     <w:name w:val="Normal"/>
     <w:qFormat/>
     <w:rsid w:val="00AD2610"/>
@@ -974,11 +1089,11 @@
       <w14:ligatures w14:val="none"/>
     </w:rPr>
   </w:style>
-  <w:style w:type="paragraph" w:styleId="1">
+  <w:style w:type="paragraph" w:styleId="Heading1">
     <w:name w:val="heading 1"/>
-    <w:basedOn w:val="a"/>
-    <w:next w:val="a"/>
-    <w:link w:val="10"/>
+    <w:basedOn w:val="Normal"/>
+    <w:next w:val="Normal"/>
+    <w:link w:val="Heading1Char"/>
     <w:uiPriority w:val="9"/>
     <w:qFormat/>
     <w:rsid w:val="00117CC6"/>
@@ -995,11 +1110,11 @@
       <w:szCs w:val="40"/>
     </w:rPr>
   </w:style>
-  <w:style w:type="paragraph" w:styleId="2">
+  <w:style w:type="paragraph" w:styleId="Heading2">
     <w:name w:val="heading 2"/>
-    <w:basedOn w:val="a"/>
-    <w:next w:val="a"/>
-    <w:link w:val="20"/>
+    <w:basedOn w:val="Normal"/>
+    <w:next w:val="Normal"/>
+    <w:link w:val="Heading2Char"/>
     <w:uiPriority w:val="9"/>
     <w:semiHidden/>
     <w:unhideWhenUsed/>
@@ -1018,11 +1133,11 @@
       <w:szCs w:val="32"/>
     </w:rPr>
   </w:style>
-  <w:style w:type="paragraph" w:styleId="3">
+  <w:style w:type="paragraph" w:styleId="Heading3">
     <w:name w:val="heading 3"/>
-    <w:basedOn w:val="a"/>
-    <w:next w:val="a"/>
-    <w:link w:val="30"/>
+    <w:basedOn w:val="Normal"/>
+    <w:next w:val="Normal"/>
+    <w:link w:val="Heading3Char"/>
     <w:uiPriority w:val="9"/>
     <w:semiHidden/>
     <w:unhideWhenUsed/>
@@ -1041,11 +1156,11 @@
       <w:szCs w:val="28"/>
     </w:rPr>
   </w:style>
-  <w:style w:type="paragraph" w:styleId="4">
+  <w:style w:type="paragraph" w:styleId="Heading4">
     <w:name w:val="heading 4"/>
-    <w:basedOn w:val="a"/>
-    <w:next w:val="a"/>
-    <w:link w:val="40"/>
+    <w:basedOn w:val="Normal"/>
+    <w:next w:val="Normal"/>
+    <w:link w:val="Heading4Char"/>
     <w:uiPriority w:val="9"/>
     <w:semiHidden/>
     <w:unhideWhenUsed/>
@@ -1064,11 +1179,11 @@
       <w:color w:val="0F4761" w:themeColor="accent1" w:themeShade="BF"/>
     </w:rPr>
   </w:style>
-  <w:style w:type="paragraph" w:styleId="5">
+  <w:style w:type="paragraph" w:styleId="Heading5">
     <w:name w:val="heading 5"/>
-    <w:basedOn w:val="a"/>
-    <w:next w:val="a"/>
-    <w:link w:val="50"/>
+    <w:basedOn w:val="Normal"/>
+    <w:next w:val="Normal"/>
+    <w:link w:val="Heading5Char"/>
     <w:uiPriority w:val="9"/>
     <w:semiHidden/>
     <w:unhideWhenUsed/>
@@ -1085,11 +1200,11 @@
       <w:color w:val="0F4761" w:themeColor="accent1" w:themeShade="BF"/>
     </w:rPr>
   </w:style>
-  <w:style w:type="paragraph" w:styleId="6">
+  <w:style w:type="paragraph" w:styleId="Heading6">
     <w:name w:val="heading 6"/>
-    <w:basedOn w:val="a"/>
-    <w:next w:val="a"/>
-    <w:link w:val="60"/>
+    <w:basedOn w:val="Normal"/>
+    <w:next w:val="Normal"/>
+    <w:link w:val="Heading6Char"/>
     <w:uiPriority w:val="9"/>
     <w:semiHidden/>
     <w:unhideWhenUsed/>
@@ -1108,11 +1223,11 @@
       <w:color w:val="595959" w:themeColor="text1" w:themeTint="A6"/>
     </w:rPr>
   </w:style>
-  <w:style w:type="paragraph" w:styleId="7">
+  <w:style w:type="paragraph" w:styleId="Heading7">
     <w:name w:val="heading 7"/>
-    <w:basedOn w:val="a"/>
-    <w:next w:val="a"/>
-    <w:link w:val="70"/>
+    <w:basedOn w:val="Normal"/>
+    <w:next w:val="Normal"/>
+    <w:link w:val="Heading7Char"/>
     <w:uiPriority w:val="9"/>
     <w:semiHidden/>
     <w:unhideWhenUsed/>
@@ -1129,11 +1244,11 @@
       <w:color w:val="595959" w:themeColor="text1" w:themeTint="A6"/>
     </w:rPr>
   </w:style>
-  <w:style w:type="paragraph" w:styleId="8">
+  <w:style w:type="paragraph" w:styleId="Heading8">
     <w:name w:val="heading 8"/>
-    <w:basedOn w:val="a"/>
-    <w:next w:val="a"/>
-    <w:link w:val="80"/>
+    <w:basedOn w:val="Normal"/>
+    <w:next w:val="Normal"/>
+    <w:link w:val="Heading8Char"/>
     <w:uiPriority w:val="9"/>
     <w:semiHidden/>
     <w:unhideWhenUsed/>
@@ -1151,11 +1266,11 @@
       <w:color w:val="272727" w:themeColor="text1" w:themeTint="D8"/>
     </w:rPr>
   </w:style>
-  <w:style w:type="paragraph" w:styleId="9">
+  <w:style w:type="paragraph" w:styleId="Heading9">
     <w:name w:val="heading 9"/>
-    <w:basedOn w:val="a"/>
-    <w:next w:val="a"/>
-    <w:link w:val="90"/>
+    <w:basedOn w:val="Normal"/>
+    <w:next w:val="Normal"/>
+    <w:link w:val="Heading9Char"/>
     <w:uiPriority w:val="9"/>
     <w:semiHidden/>
     <w:unhideWhenUsed/>
@@ -1171,12 +1286,13 @@
       <w:color w:val="272727" w:themeColor="text1" w:themeTint="D8"/>
     </w:rPr>
   </w:style>
-  <w:style w:type="character" w:default="1" w:styleId="a0">
+  <w:style w:type="character" w:default="1" w:styleId="DefaultParagraphFont">
     <w:name w:val="Default Paragraph Font"/>
     <w:uiPriority w:val="1"/>
+    <w:semiHidden/>
     <w:unhideWhenUsed/>
   </w:style>
-  <w:style w:type="table" w:default="1" w:styleId="a1">
+  <w:style w:type="table" w:default="1" w:styleId="TableNormal">
     <w:name w:val="Normal Table"/>
     <w:uiPriority w:val="99"/>
     <w:semiHidden/>
@@ -1191,16 +1307,16 @@
       </w:tblCellMar>
     </w:tblPr>
   </w:style>
-  <w:style w:type="numbering" w:default="1" w:styleId="a2">
+  <w:style w:type="numbering" w:default="1" w:styleId="NoList">
     <w:name w:val="No List"/>
     <w:uiPriority w:val="99"/>
     <w:semiHidden/>
     <w:unhideWhenUsed/>
   </w:style>
-  <w:style w:type="character" w:customStyle="1" w:styleId="10">
-    <w:name w:val="Заголовок 1 Знак"/>
-    <w:basedOn w:val="a0"/>
-    <w:link w:val="1"/>
+  <w:style w:type="character" w:customStyle="1" w:styleId="Heading1Char">
+    <w:name w:val="Heading 1 Char"/>
+    <w:basedOn w:val="DefaultParagraphFont"/>
+    <w:link w:val="Heading1"/>
     <w:uiPriority w:val="9"/>
     <w:rsid w:val="00117CC6"/>
     <w:rPr>
@@ -1210,10 +1326,10 @@
       <w:szCs w:val="40"/>
     </w:rPr>
   </w:style>
-  <w:style w:type="character" w:customStyle="1" w:styleId="20">
-    <w:name w:val="Заголовок 2 Знак"/>
-    <w:basedOn w:val="a0"/>
-    <w:link w:val="2"/>
+  <w:style w:type="character" w:customStyle="1" w:styleId="Heading2Char">
+    <w:name w:val="Heading 2 Char"/>
+    <w:basedOn w:val="DefaultParagraphFont"/>
+    <w:link w:val="Heading2"/>
     <w:uiPriority w:val="9"/>
     <w:semiHidden/>
     <w:rsid w:val="00117CC6"/>
@@ -1224,10 +1340,10 @@
       <w:szCs w:val="32"/>
     </w:rPr>
   </w:style>
-  <w:style w:type="character" w:customStyle="1" w:styleId="30">
-    <w:name w:val="Заголовок 3 Знак"/>
-    <w:basedOn w:val="a0"/>
-    <w:link w:val="3"/>
+  <w:style w:type="character" w:customStyle="1" w:styleId="Heading3Char">
+    <w:name w:val="Heading 3 Char"/>
+    <w:basedOn w:val="DefaultParagraphFont"/>
+    <w:link w:val="Heading3"/>
     <w:uiPriority w:val="9"/>
     <w:semiHidden/>
     <w:rsid w:val="00117CC6"/>
@@ -1238,10 +1354,10 @@
       <w:szCs w:val="28"/>
     </w:rPr>
   </w:style>
-  <w:style w:type="character" w:customStyle="1" w:styleId="40">
-    <w:name w:val="Заголовок 4 Знак"/>
-    <w:basedOn w:val="a0"/>
-    <w:link w:val="4"/>
+  <w:style w:type="character" w:customStyle="1" w:styleId="Heading4Char">
+    <w:name w:val="Heading 4 Char"/>
+    <w:basedOn w:val="DefaultParagraphFont"/>
+    <w:link w:val="Heading4"/>
     <w:uiPriority w:val="9"/>
     <w:semiHidden/>
     <w:rsid w:val="00117CC6"/>
@@ -1252,10 +1368,10 @@
       <w:color w:val="0F4761" w:themeColor="accent1" w:themeShade="BF"/>
     </w:rPr>
   </w:style>
-  <w:style w:type="character" w:customStyle="1" w:styleId="50">
-    <w:name w:val="Заголовок 5 Знак"/>
-    <w:basedOn w:val="a0"/>
-    <w:link w:val="5"/>
+  <w:style w:type="character" w:customStyle="1" w:styleId="Heading5Char">
+    <w:name w:val="Heading 5 Char"/>
+    <w:basedOn w:val="DefaultParagraphFont"/>
+    <w:link w:val="Heading5"/>
     <w:uiPriority w:val="9"/>
     <w:semiHidden/>
     <w:rsid w:val="00117CC6"/>
@@ -1264,10 +1380,10 @@
       <w:color w:val="0F4761" w:themeColor="accent1" w:themeShade="BF"/>
     </w:rPr>
   </w:style>
-  <w:style w:type="character" w:customStyle="1" w:styleId="60">
-    <w:name w:val="Заголовок 6 Знак"/>
-    <w:basedOn w:val="a0"/>
-    <w:link w:val="6"/>
+  <w:style w:type="character" w:customStyle="1" w:styleId="Heading6Char">
+    <w:name w:val="Heading 6 Char"/>
+    <w:basedOn w:val="DefaultParagraphFont"/>
+    <w:link w:val="Heading6"/>
     <w:uiPriority w:val="9"/>
     <w:semiHidden/>
     <w:rsid w:val="00117CC6"/>
@@ -1278,10 +1394,10 @@
       <w:color w:val="595959" w:themeColor="text1" w:themeTint="A6"/>
     </w:rPr>
   </w:style>
-  <w:style w:type="character" w:customStyle="1" w:styleId="70">
-    <w:name w:val="Заголовок 7 Знак"/>
-    <w:basedOn w:val="a0"/>
-    <w:link w:val="7"/>
+  <w:style w:type="character" w:customStyle="1" w:styleId="Heading7Char">
+    <w:name w:val="Heading 7 Char"/>
+    <w:basedOn w:val="DefaultParagraphFont"/>
+    <w:link w:val="Heading7"/>
     <w:uiPriority w:val="9"/>
     <w:semiHidden/>
     <w:rsid w:val="00117CC6"/>
@@ -1290,10 +1406,10 @@
       <w:color w:val="595959" w:themeColor="text1" w:themeTint="A6"/>
     </w:rPr>
   </w:style>
-  <w:style w:type="character" w:customStyle="1" w:styleId="80">
-    <w:name w:val="Заголовок 8 Знак"/>
-    <w:basedOn w:val="a0"/>
-    <w:link w:val="8"/>
+  <w:style w:type="character" w:customStyle="1" w:styleId="Heading8Char">
+    <w:name w:val="Heading 8 Char"/>
+    <w:basedOn w:val="DefaultParagraphFont"/>
+    <w:link w:val="Heading8"/>
     <w:uiPriority w:val="9"/>
     <w:semiHidden/>
     <w:rsid w:val="00117CC6"/>
@@ -1304,10 +1420,10 @@
       <w:color w:val="272727" w:themeColor="text1" w:themeTint="D8"/>
     </w:rPr>
   </w:style>
-  <w:style w:type="character" w:customStyle="1" w:styleId="90">
-    <w:name w:val="Заголовок 9 Знак"/>
-    <w:basedOn w:val="a0"/>
-    <w:link w:val="9"/>
+  <w:style w:type="character" w:customStyle="1" w:styleId="Heading9Char">
+    <w:name w:val="Heading 9 Char"/>
+    <w:basedOn w:val="DefaultParagraphFont"/>
+    <w:link w:val="Heading9"/>
     <w:uiPriority w:val="9"/>
     <w:semiHidden/>
     <w:rsid w:val="00117CC6"/>
@@ -1316,11 +1432,11 @@
       <w:color w:val="272727" w:themeColor="text1" w:themeTint="D8"/>
     </w:rPr>
   </w:style>
-  <w:style w:type="paragraph" w:styleId="a3">
+  <w:style w:type="paragraph" w:styleId="Title">
     <w:name w:val="Title"/>
-    <w:basedOn w:val="a"/>
-    <w:next w:val="a"/>
-    <w:link w:val="a4"/>
+    <w:basedOn w:val="Normal"/>
+    <w:next w:val="Normal"/>
+    <w:link w:val="TitleChar"/>
     <w:uiPriority w:val="10"/>
     <w:qFormat/>
     <w:rsid w:val="00117CC6"/>
@@ -1336,10 +1452,10 @@
       <w:szCs w:val="56"/>
     </w:rPr>
   </w:style>
-  <w:style w:type="character" w:customStyle="1" w:styleId="a4">
-    <w:name w:val="Назва Знак"/>
-    <w:basedOn w:val="a0"/>
-    <w:link w:val="a3"/>
+  <w:style w:type="character" w:customStyle="1" w:styleId="TitleChar">
+    <w:name w:val="Title Char"/>
+    <w:basedOn w:val="DefaultParagraphFont"/>
+    <w:link w:val="Title"/>
     <w:uiPriority w:val="10"/>
     <w:rsid w:val="00117CC6"/>
     <w:rPr>
@@ -1350,11 +1466,11 @@
       <w:szCs w:val="56"/>
     </w:rPr>
   </w:style>
-  <w:style w:type="paragraph" w:styleId="a5">
+  <w:style w:type="paragraph" w:styleId="Subtitle">
     <w:name w:val="Subtitle"/>
-    <w:basedOn w:val="a"/>
-    <w:next w:val="a"/>
-    <w:link w:val="a6"/>
+    <w:basedOn w:val="Normal"/>
+    <w:next w:val="Normal"/>
+    <w:link w:val="SubtitleChar"/>
     <w:uiPriority w:val="11"/>
     <w:qFormat/>
     <w:rsid w:val="00117CC6"/>
@@ -1371,10 +1487,10 @@
       <w:szCs w:val="28"/>
     </w:rPr>
   </w:style>
-  <w:style w:type="character" w:customStyle="1" w:styleId="a6">
-    <w:name w:val="Підзаголовок Знак"/>
-    <w:basedOn w:val="a0"/>
-    <w:link w:val="a5"/>
+  <w:style w:type="character" w:customStyle="1" w:styleId="SubtitleChar">
+    <w:name w:val="Subtitle Char"/>
+    <w:basedOn w:val="DefaultParagraphFont"/>
+    <w:link w:val="Subtitle"/>
     <w:uiPriority w:val="11"/>
     <w:rsid w:val="00117CC6"/>
     <w:rPr>
@@ -1385,11 +1501,11 @@
       <w:szCs w:val="28"/>
     </w:rPr>
   </w:style>
-  <w:style w:type="paragraph" w:styleId="a7">
+  <w:style w:type="paragraph" w:styleId="Quote">
     <w:name w:val="Quote"/>
-    <w:basedOn w:val="a"/>
-    <w:next w:val="a"/>
-    <w:link w:val="a8"/>
+    <w:basedOn w:val="Normal"/>
+    <w:next w:val="Normal"/>
+    <w:link w:val="QuoteChar"/>
     <w:uiPriority w:val="29"/>
     <w:qFormat/>
     <w:rsid w:val="00117CC6"/>
@@ -1403,10 +1519,10 @@
       <w:color w:val="404040" w:themeColor="text1" w:themeTint="BF"/>
     </w:rPr>
   </w:style>
-  <w:style w:type="character" w:customStyle="1" w:styleId="a8">
-    <w:name w:val="Цитата Знак"/>
-    <w:basedOn w:val="a0"/>
-    <w:link w:val="a7"/>
+  <w:style w:type="character" w:customStyle="1" w:styleId="QuoteChar">
+    <w:name w:val="Quote Char"/>
+    <w:basedOn w:val="DefaultParagraphFont"/>
+    <w:link w:val="Quote"/>
     <w:uiPriority w:val="29"/>
     <w:rsid w:val="00117CC6"/>
     <w:rPr>
@@ -1415,9 +1531,9 @@
       <w:color w:val="404040" w:themeColor="text1" w:themeTint="BF"/>
     </w:rPr>
   </w:style>
-  <w:style w:type="paragraph" w:styleId="a9">
+  <w:style w:type="paragraph" w:styleId="ListParagraph">
     <w:name w:val="List Paragraph"/>
-    <w:basedOn w:val="a"/>
+    <w:basedOn w:val="Normal"/>
     <w:uiPriority w:val="34"/>
     <w:qFormat/>
     <w:rsid w:val="00117CC6"/>
@@ -1426,9 +1542,9 @@
       <w:contextualSpacing/>
     </w:pPr>
   </w:style>
-  <w:style w:type="character" w:styleId="aa">
+  <w:style w:type="character" w:styleId="IntenseEmphasis">
     <w:name w:val="Intense Emphasis"/>
-    <w:basedOn w:val="a0"/>
+    <w:basedOn w:val="DefaultParagraphFont"/>
     <w:uiPriority w:val="21"/>
     <w:qFormat/>
     <w:rsid w:val="00117CC6"/>
@@ -1438,11 +1554,11 @@
       <w:color w:val="0F4761" w:themeColor="accent1" w:themeShade="BF"/>
     </w:rPr>
   </w:style>
-  <w:style w:type="paragraph" w:styleId="ab">
+  <w:style w:type="paragraph" w:styleId="IntenseQuote">
     <w:name w:val="Intense Quote"/>
-    <w:basedOn w:val="a"/>
-    <w:next w:val="a"/>
-    <w:link w:val="ac"/>
+    <w:basedOn w:val="Normal"/>
+    <w:next w:val="Normal"/>
+    <w:link w:val="IntenseQuoteChar"/>
     <w:uiPriority w:val="30"/>
     <w:qFormat/>
     <w:rsid w:val="00117CC6"/>
@@ -1461,10 +1577,10 @@
       <w:color w:val="0F4761" w:themeColor="accent1" w:themeShade="BF"/>
     </w:rPr>
   </w:style>
-  <w:style w:type="character" w:customStyle="1" w:styleId="ac">
-    <w:name w:val="Насичена цитата Знак"/>
-    <w:basedOn w:val="a0"/>
-    <w:link w:val="ab"/>
+  <w:style w:type="character" w:customStyle="1" w:styleId="IntenseQuoteChar">
+    <w:name w:val="Intense Quote Char"/>
+    <w:basedOn w:val="DefaultParagraphFont"/>
+    <w:link w:val="IntenseQuote"/>
     <w:uiPriority w:val="30"/>
     <w:rsid w:val="00117CC6"/>
     <w:rPr>
@@ -1473,9 +1589,9 @@
       <w:color w:val="0F4761" w:themeColor="accent1" w:themeShade="BF"/>
     </w:rPr>
   </w:style>
-  <w:style w:type="character" w:styleId="ad">
+  <w:style w:type="character" w:styleId="IntenseReference">
     <w:name w:val="Intense Reference"/>
-    <w:basedOn w:val="a0"/>
+    <w:basedOn w:val="DefaultParagraphFont"/>
     <w:uiPriority w:val="32"/>
     <w:qFormat/>
     <w:rsid w:val="00117CC6"/>
@@ -1487,10 +1603,10 @@
       <w:spacing w:val="5"/>
     </w:rPr>
   </w:style>
-  <w:style w:type="paragraph" w:styleId="ae">
+  <w:style w:type="paragraph" w:styleId="BodyText">
     <w:name w:val="Body Text"/>
-    <w:basedOn w:val="a"/>
-    <w:link w:val="af"/>
+    <w:basedOn w:val="Normal"/>
+    <w:link w:val="BodyTextChar"/>
     <w:uiPriority w:val="1"/>
     <w:qFormat/>
     <w:rsid w:val="00AD2610"/>
@@ -1502,10 +1618,10 @@
       <w:szCs w:val="28"/>
     </w:rPr>
   </w:style>
-  <w:style w:type="character" w:customStyle="1" w:styleId="af">
-    <w:name w:val="Основний текст Знак"/>
-    <w:basedOn w:val="a0"/>
-    <w:link w:val="ae"/>
+  <w:style w:type="character" w:customStyle="1" w:styleId="BodyTextChar">
+    <w:name w:val="Body Text Char"/>
+    <w:basedOn w:val="DefaultParagraphFont"/>
+    <w:link w:val="BodyText"/>
     <w:uiPriority w:val="1"/>
     <w:rsid w:val="00AD2610"/>
     <w:rPr>
@@ -1813,4 +1929,16 @@
     </a:ext>
   </a:extLst>
 </a:theme>
+</file>
+
+<file path=customXml/item1.xml><?xml version="1.0" encoding="utf-8"?>
+<b:Sources xmlns:b="http://schemas.openxmlformats.org/officeDocument/2006/bibliography" xmlns="http://schemas.openxmlformats.org/officeDocument/2006/bibliography" SelectedStyle="\APASixthEditionOfficeOnline.xsl" StyleName="APA" Version="6"/>
+</file>
+
+<file path=customXml/itemProps1.xml><?xml version="1.0" encoding="utf-8"?>
+<ds:datastoreItem xmlns:ds="http://schemas.openxmlformats.org/officeDocument/2006/customXml" ds:itemID="{239304FD-CE09-49CB-B8DB-D36E5DC30F98}">
+  <ds:schemaRefs>
+    <ds:schemaRef ds:uri="http://schemas.openxmlformats.org/officeDocument/2006/bibliography"/>
+  </ds:schemaRefs>
+</ds:datastoreItem>
 </file>